--- a/Report_lab2.docx
+++ b/Report_lab2.docx
@@ -400,7 +400,18 @@
           <w:sz w:val="28"/>
           <w:lang w:val="ru-RU"/>
         </w:rPr>
-        <w:t xml:space="preserve">Подготовил студент 3 курса, 1 группы специальность «Информатика» </w:t>
+        <w:t>Подготовил студент 3 курса, 4</w:t>
+      </w:r>
+      <w:bookmarkStart w:id="0" w:name="_GoBack"/>
+      <w:bookmarkEnd w:id="0"/>
+      <w:r>
+        <w:rPr>
+          <w:rFonts w:ascii="Times New Roman" w:eastAsia="Times New Roman" w:hAnsi="Times New Roman" w:cs="Times New Roman"/>
+          <w:color w:val="000000"/>
+          <w:sz w:val="28"/>
+          <w:lang w:val="ru-RU"/>
+        </w:rPr>
+        <w:t xml:space="preserve"> группы специальность «Информатика» </w:t>
       </w:r>
     </w:p>
     <w:p>
@@ -6652,19 +6663,7 @@
           <w:szCs w:val="24"/>
           <w:lang w:val="ru-RU"/>
         </w:rPr>
-        <w:t>и фикстуры.</w:t>
-      </w:r>
-      <w:bookmarkStart w:id="0" w:name="_GoBack"/>
-      <w:bookmarkEnd w:id="0"/>
-      <w:r>
-        <w:rPr>
-          <w:rFonts w:eastAsia="Times New Roman"/>
-          <w:color w:val="000000"/>
-          <w:sz w:val="24"/>
-          <w:szCs w:val="24"/>
-          <w:lang w:val="ru-RU"/>
-        </w:rPr>
-        <w:t xml:space="preserve"> </w:t>
+        <w:t xml:space="preserve">и фикстуры. </w:t>
       </w:r>
     </w:p>
     <w:p>
@@ -7037,154 +7036,254 @@
         </w:rPr>
         <w:t xml:space="preserve">: </w:t>
       </w:r>
-      <w:hyperlink r:id="rId17" w:history="1">
-        <w:r>
-          <w:rPr>
-            <w:rStyle w:val="Hyperlink"/>
-            <w:rFonts w:eastAsia="Times New Roman"/>
-            <w:sz w:val="24"/>
-            <w:szCs w:val="24"/>
-          </w:rPr>
-          <w:t>https</w:t>
-        </w:r>
-        <w:r>
-          <w:rPr>
-            <w:rStyle w:val="Hyperlink"/>
-            <w:rFonts w:eastAsia="Times New Roman"/>
-            <w:sz w:val="24"/>
-            <w:szCs w:val="24"/>
-            <w:lang w:val="ru-RU"/>
-          </w:rPr>
-          <w:t>://</w:t>
-        </w:r>
-        <w:proofErr w:type="spellStart"/>
-        <w:r>
-          <w:rPr>
-            <w:rStyle w:val="Hyperlink"/>
-            <w:rFonts w:eastAsia="Times New Roman"/>
-            <w:sz w:val="24"/>
-            <w:szCs w:val="24"/>
-          </w:rPr>
-          <w:t>github</w:t>
-        </w:r>
-        <w:proofErr w:type="spellEnd"/>
-        <w:r>
-          <w:rPr>
-            <w:rStyle w:val="Hyperlink"/>
-            <w:rFonts w:eastAsia="Times New Roman"/>
-            <w:sz w:val="24"/>
-            <w:szCs w:val="24"/>
-            <w:lang w:val="ru-RU"/>
-          </w:rPr>
-          <w:t>.</w:t>
-        </w:r>
-        <w:r>
-          <w:rPr>
-            <w:rStyle w:val="Hyperlink"/>
-            <w:rFonts w:eastAsia="Times New Roman"/>
-            <w:sz w:val="24"/>
-            <w:szCs w:val="24"/>
-          </w:rPr>
-          <w:t>com</w:t>
-        </w:r>
-        <w:r>
-          <w:rPr>
-            <w:rStyle w:val="Hyperlink"/>
-            <w:rFonts w:eastAsia="Times New Roman"/>
-            <w:sz w:val="24"/>
-            <w:szCs w:val="24"/>
-            <w:lang w:val="ru-RU"/>
-          </w:rPr>
-          <w:t>/</w:t>
-        </w:r>
-        <w:proofErr w:type="spellStart"/>
-        <w:r>
-          <w:rPr>
-            <w:rStyle w:val="Hyperlink"/>
-            <w:rFonts w:eastAsia="Times New Roman"/>
-            <w:sz w:val="24"/>
-            <w:szCs w:val="24"/>
-          </w:rPr>
-          <w:t>constantin</w:t>
-        </w:r>
-        <w:proofErr w:type="spellEnd"/>
-        <w:r>
-          <w:rPr>
-            <w:rStyle w:val="Hyperlink"/>
-            <w:rFonts w:eastAsia="Times New Roman"/>
-            <w:sz w:val="24"/>
-            <w:szCs w:val="24"/>
-            <w:lang w:val="ru-RU"/>
-          </w:rPr>
-          <w:t>-</w:t>
-        </w:r>
-        <w:r>
-          <w:rPr>
-            <w:rStyle w:val="Hyperlink"/>
-            <w:rFonts w:eastAsia="Times New Roman"/>
-            <w:sz w:val="24"/>
-            <w:szCs w:val="24"/>
-          </w:rPr>
-          <w:t>bit</w:t>
-        </w:r>
-        <w:r>
-          <w:rPr>
-            <w:rStyle w:val="Hyperlink"/>
-            <w:rFonts w:eastAsia="Times New Roman"/>
-            <w:sz w:val="24"/>
-            <w:szCs w:val="24"/>
-            <w:lang w:val="ru-RU"/>
-          </w:rPr>
-          <w:t>/</w:t>
-        </w:r>
-        <w:r>
-          <w:rPr>
-            <w:rStyle w:val="Hyperlink"/>
-            <w:rFonts w:eastAsia="Times New Roman"/>
-            <w:sz w:val="24"/>
-            <w:szCs w:val="24"/>
-          </w:rPr>
-          <w:t>students</w:t>
-        </w:r>
-        <w:r>
-          <w:rPr>
-            <w:rStyle w:val="Hyperlink"/>
-            <w:rFonts w:eastAsia="Times New Roman"/>
-            <w:sz w:val="24"/>
-            <w:szCs w:val="24"/>
-            <w:lang w:val="ru-RU"/>
-          </w:rPr>
-          <w:t>-</w:t>
-        </w:r>
-        <w:r>
-          <w:rPr>
-            <w:rStyle w:val="Hyperlink"/>
-            <w:rFonts w:eastAsia="Times New Roman"/>
-            <w:sz w:val="24"/>
-            <w:szCs w:val="24"/>
-          </w:rPr>
-          <w:t>management</w:t>
-        </w:r>
-        <w:r>
-          <w:rPr>
-            <w:rStyle w:val="Hyperlink"/>
-            <w:rFonts w:eastAsia="Times New Roman"/>
-            <w:sz w:val="24"/>
-            <w:szCs w:val="24"/>
-            <w:lang w:val="ru-RU"/>
-          </w:rPr>
-          <w:t>-</w:t>
-        </w:r>
-        <w:r>
-          <w:rPr>
-            <w:rStyle w:val="Hyperlink"/>
-            <w:rFonts w:eastAsia="Times New Roman"/>
-            <w:sz w:val="24"/>
-            <w:szCs w:val="24"/>
-          </w:rPr>
-          <w:t>app</w:t>
-        </w:r>
-      </w:hyperlink>
+      <w:r>
+        <w:fldChar w:fldCharType="begin"/>
+      </w:r>
+      <w:r>
+        <w:rPr>
+          <w:lang w:val="ru-RU"/>
+        </w:rPr>
+        <w:instrText xml:space="preserve"> </w:instrText>
+      </w:r>
+      <w:r>
+        <w:instrText>HYPERLINK</w:instrText>
+      </w:r>
+      <w:r>
+        <w:rPr>
+          <w:lang w:val="ru-RU"/>
+        </w:rPr>
+        <w:instrText xml:space="preserve"> "</w:instrText>
+      </w:r>
+      <w:r>
+        <w:instrText>https</w:instrText>
+      </w:r>
+      <w:r>
+        <w:rPr>
+          <w:lang w:val="ru-RU"/>
+        </w:rPr>
+        <w:instrText>://</w:instrText>
+      </w:r>
+      <w:r>
+        <w:instrText>github</w:instrText>
+      </w:r>
+      <w:r>
+        <w:rPr>
+          <w:lang w:val="ru-RU"/>
+        </w:rPr>
+        <w:instrText>.</w:instrText>
+      </w:r>
+      <w:r>
+        <w:instrText>com</w:instrText>
+      </w:r>
+      <w:r>
+        <w:rPr>
+          <w:lang w:val="ru-RU"/>
+        </w:rPr>
+        <w:instrText>/</w:instrText>
+      </w:r>
+      <w:r>
+        <w:instrText>constantin</w:instrText>
+      </w:r>
+      <w:r>
+        <w:rPr>
+          <w:lang w:val="ru-RU"/>
+        </w:rPr>
+        <w:instrText>-</w:instrText>
+      </w:r>
+      <w:r>
+        <w:instrText>bit</w:instrText>
+      </w:r>
+      <w:r>
+        <w:rPr>
+          <w:lang w:val="ru-RU"/>
+        </w:rPr>
+        <w:instrText>/</w:instrText>
+      </w:r>
+      <w:r>
+        <w:instrText>students</w:instrText>
+      </w:r>
+      <w:r>
+        <w:rPr>
+          <w:lang w:val="ru-RU"/>
+        </w:rPr>
+        <w:instrText>-</w:instrText>
+      </w:r>
+      <w:r>
+        <w:instrText>management</w:instrText>
+      </w:r>
+      <w:r>
+        <w:rPr>
+          <w:lang w:val="ru-RU"/>
+        </w:rPr>
+        <w:instrText>-</w:instrText>
+      </w:r>
+      <w:r>
+        <w:instrText>app</w:instrText>
+      </w:r>
+      <w:r>
+        <w:rPr>
+          <w:lang w:val="ru-RU"/>
+        </w:rPr>
+        <w:instrText xml:space="preserve">" </w:instrText>
+      </w:r>
+      <w:r>
+        <w:fldChar w:fldCharType="separate"/>
+      </w:r>
+      <w:r>
+        <w:rPr>
+          <w:rStyle w:val="Hyperlink"/>
+          <w:rFonts w:eastAsia="Times New Roman"/>
+          <w:sz w:val="24"/>
+          <w:szCs w:val="24"/>
+        </w:rPr>
+        <w:t>https</w:t>
+      </w:r>
+      <w:r>
+        <w:rPr>
+          <w:rStyle w:val="Hyperlink"/>
+          <w:rFonts w:eastAsia="Times New Roman"/>
+          <w:sz w:val="24"/>
+          <w:szCs w:val="24"/>
+          <w:lang w:val="ru-RU"/>
+        </w:rPr>
+        <w:t>://</w:t>
+      </w:r>
+      <w:proofErr w:type="spellStart"/>
+      <w:r>
+        <w:rPr>
+          <w:rStyle w:val="Hyperlink"/>
+          <w:rFonts w:eastAsia="Times New Roman"/>
+          <w:sz w:val="24"/>
+          <w:szCs w:val="24"/>
+        </w:rPr>
+        <w:t>github</w:t>
+      </w:r>
+      <w:proofErr w:type="spellEnd"/>
+      <w:r>
+        <w:rPr>
+          <w:rStyle w:val="Hyperlink"/>
+          <w:rFonts w:eastAsia="Times New Roman"/>
+          <w:sz w:val="24"/>
+          <w:szCs w:val="24"/>
+          <w:lang w:val="ru-RU"/>
+        </w:rPr>
+        <w:t>.</w:t>
+      </w:r>
+      <w:r>
+        <w:rPr>
+          <w:rStyle w:val="Hyperlink"/>
+          <w:rFonts w:eastAsia="Times New Roman"/>
+          <w:sz w:val="24"/>
+          <w:szCs w:val="24"/>
+        </w:rPr>
+        <w:t>com</w:t>
+      </w:r>
+      <w:r>
+        <w:rPr>
+          <w:rStyle w:val="Hyperlink"/>
+          <w:rFonts w:eastAsia="Times New Roman"/>
+          <w:sz w:val="24"/>
+          <w:szCs w:val="24"/>
+          <w:lang w:val="ru-RU"/>
+        </w:rPr>
+        <w:t>/</w:t>
+      </w:r>
+      <w:proofErr w:type="spellStart"/>
+      <w:r>
+        <w:rPr>
+          <w:rStyle w:val="Hyperlink"/>
+          <w:rFonts w:eastAsia="Times New Roman"/>
+          <w:sz w:val="24"/>
+          <w:szCs w:val="24"/>
+        </w:rPr>
+        <w:t>constantin</w:t>
+      </w:r>
+      <w:proofErr w:type="spellEnd"/>
+      <w:r>
+        <w:rPr>
+          <w:rStyle w:val="Hyperlink"/>
+          <w:rFonts w:eastAsia="Times New Roman"/>
+          <w:sz w:val="24"/>
+          <w:szCs w:val="24"/>
+          <w:lang w:val="ru-RU"/>
+        </w:rPr>
+        <w:t>-</w:t>
+      </w:r>
+      <w:r>
+        <w:rPr>
+          <w:rStyle w:val="Hyperlink"/>
+          <w:rFonts w:eastAsia="Times New Roman"/>
+          <w:sz w:val="24"/>
+          <w:szCs w:val="24"/>
+        </w:rPr>
+        <w:t>bit</w:t>
+      </w:r>
+      <w:r>
+        <w:rPr>
+          <w:rStyle w:val="Hyperlink"/>
+          <w:rFonts w:eastAsia="Times New Roman"/>
+          <w:sz w:val="24"/>
+          <w:szCs w:val="24"/>
+          <w:lang w:val="ru-RU"/>
+        </w:rPr>
+        <w:t>/</w:t>
+      </w:r>
+      <w:r>
+        <w:rPr>
+          <w:rStyle w:val="Hyperlink"/>
+          <w:rFonts w:eastAsia="Times New Roman"/>
+          <w:sz w:val="24"/>
+          <w:szCs w:val="24"/>
+        </w:rPr>
+        <w:t>students</w:t>
+      </w:r>
+      <w:r>
+        <w:rPr>
+          <w:rStyle w:val="Hyperlink"/>
+          <w:rFonts w:eastAsia="Times New Roman"/>
+          <w:sz w:val="24"/>
+          <w:szCs w:val="24"/>
+          <w:lang w:val="ru-RU"/>
+        </w:rPr>
+        <w:t>-</w:t>
+      </w:r>
+      <w:r>
+        <w:rPr>
+          <w:rStyle w:val="Hyperlink"/>
+          <w:rFonts w:eastAsia="Times New Roman"/>
+          <w:sz w:val="24"/>
+          <w:szCs w:val="24"/>
+        </w:rPr>
+        <w:t>management</w:t>
+      </w:r>
+      <w:r>
+        <w:rPr>
+          <w:rStyle w:val="Hyperlink"/>
+          <w:rFonts w:eastAsia="Times New Roman"/>
+          <w:sz w:val="24"/>
+          <w:szCs w:val="24"/>
+          <w:lang w:val="ru-RU"/>
+        </w:rPr>
+        <w:t>-</w:t>
+      </w:r>
+      <w:r>
+        <w:rPr>
+          <w:rStyle w:val="Hyperlink"/>
+          <w:rFonts w:eastAsia="Times New Roman"/>
+          <w:sz w:val="24"/>
+          <w:szCs w:val="24"/>
+        </w:rPr>
+        <w:t>app</w:t>
+      </w:r>
+      <w:r>
+        <w:rPr>
+          <w:rStyle w:val="Hyperlink"/>
+          <w:rFonts w:eastAsia="Times New Roman"/>
+          <w:sz w:val="24"/>
+          <w:szCs w:val="24"/>
+        </w:rPr>
+        <w:fldChar w:fldCharType="end"/>
+      </w:r>
     </w:p>
     <w:p>
       <w:pPr>
@@ -7218,7 +7317,7 @@
         </w:rPr>
         <w:t xml:space="preserve">: </w:t>
       </w:r>
-      <w:hyperlink r:id="rId18" w:history="1">
+      <w:hyperlink r:id="rId17" w:history="1">
         <w:r>
           <w:rPr>
             <w:rStyle w:val="Hyperlink"/>
